--- a/public/gallery/examples/devops-engineer/zh-hant-hk/resume.docx
+++ b/public/gallery/examples/devops-engineer/zh-hant-hk/resume.docx
@@ -66,7 +66,7 @@
         </w:rPr>
         <w:t xml:space="preserve">📧 </w:t>
       </w:r>
-      <w:hyperlink w:history="1" r:id="rIdqnqljmg-wwyv6aeum_l3k">
+      <w:hyperlink w:history="1" r:id="rIdijv6kdwpytjxyp4up5a4_">
         <w:r>
           <w:rPr>
             <w:sz w:val="18"/>
@@ -89,7 +89,7 @@
         </w:rPr>
         <w:t xml:space="preserve">🔗 </w:t>
       </w:r>
-      <w:hyperlink w:history="1" r:id="rIdjqgz10t6muhod7znvh_vt">
+      <w:hyperlink w:history="1" r:id="rIdjuf8pckqimx2qxkkbpfpm">
         <w:r>
           <w:rPr>
             <w:sz w:val="18"/>
@@ -124,7 +124,7 @@
         <w:spacing w:after="200" w:line="276"/>
         <w:jc w:val="center"/>
       </w:pPr>
-      <w:hyperlink w:history="1" r:id="rIdwkbmmpd0qzeb--wmndejo">
+      <w:hyperlink w:history="1" r:id="rIdxtav0ldvo2zkntp7snbx8">
         <w:r>
           <w:rPr>
             <w:sz w:val="18"/>
@@ -140,7 +140,7 @@
         </w:rPr>
         <w:t xml:space="preserve"> • </w:t>
       </w:r>
-      <w:hyperlink w:history="1" r:id="rIdcefbhje76t3cjmeotyavv">
+      <w:hyperlink w:history="1" r:id="rIdvkpvzjlorayjjpd6whbyp">
         <w:r>
           <w:rPr>
             <w:sz w:val="18"/>
@@ -156,7 +156,7 @@
         </w:rPr>
         <w:t xml:space="preserve"> • </w:t>
       </w:r>
-      <w:hyperlink w:history="1" r:id="rIdejysh6glic6zapoxyc8t1">
+      <w:hyperlink w:history="1" r:id="rIdxb9xioltb4kglp5ttqdxm">
         <w:r>
           <w:rPr>
             <w:sz w:val="18"/>
@@ -334,7 +334,7 @@
         </w:rPr>
         <w:t xml:space="preserve">	</w:t>
       </w:r>
-      <w:hyperlink w:history="1" r:id="rId3wocutss4tvhux_4y_k7y">
+      <w:hyperlink w:history="1" r:id="rId3-xlsnmhxg8gyh-xt351h">
         <w:r>
           <w:rPr>
             <w:sz w:val="18"/>
@@ -497,7 +497,7 @@
         </w:rPr>
         <w:t xml:space="preserve">	</w:t>
       </w:r>
-      <w:hyperlink w:history="1" r:id="rIdqz2m73mm-ldszjnywvixh">
+      <w:hyperlink w:history="1" r:id="rId0rgxe0e-4-psdntqxgaqu">
         <w:r>
           <w:rPr>
             <w:sz w:val="18"/>
@@ -698,7 +698,7 @@
         </w:rPr>
         <w:t xml:space="preserve">	</w:t>
       </w:r>
-      <w:hyperlink w:history="1" r:id="rId4jificddiffarzg0-ilcw">
+      <w:hyperlink w:history="1" r:id="rId71wk6wnwmxwzjjdcnaxyp">
         <w:r>
           <w:rPr>
             <w:sz w:val="18"/>
@@ -880,7 +880,7 @@
         </w:rPr>
         <w:t xml:space="preserve">	</w:t>
       </w:r>
-      <w:hyperlink w:history="1" r:id="rIdpdxaypwm9dezgjblfcjxi">
+      <w:hyperlink w:history="1" r:id="rIdyyxgzm5bkgi95mf2xqt0x">
         <w:r>
           <w:rPr>
             <w:sz w:val="18"/>
@@ -1430,7 +1430,7 @@
         </w:rPr>
         <w:t xml:space="preserve">	</w:t>
       </w:r>
-      <w:hyperlink w:history="1" r:id="rIdn7vk7hmdgevlxrmwzv4ty">
+      <w:hyperlink w:history="1" r:id="rId7eep1ugbpwg_kqxqs0kzc">
         <w:r>
           <w:rPr>
             <w:sz w:val="18"/>
@@ -1496,7 +1496,7 @@
         </w:rPr>
         <w:t xml:space="preserve">	</w:t>
       </w:r>
-      <w:hyperlink w:history="1" r:id="rIdvqadvazw1yxivjvhmia_x">
+      <w:hyperlink w:history="1" r:id="rIdvmbksqhbrk8fgz4nc3d7n">
         <w:r>
           <w:rPr>
             <w:sz w:val="18"/>
@@ -1562,7 +1562,7 @@
         </w:rPr>
         <w:t xml:space="preserve">	</w:t>
       </w:r>
-      <w:hyperlink w:history="1" r:id="rIdyqpzcnahnc8oe2_6upknv">
+      <w:hyperlink w:history="1" r:id="rIdalwkhnzkcgrfikyzpn9ty">
         <w:r>
           <w:rPr>
             <w:sz w:val="18"/>
@@ -1628,7 +1628,7 @@
         </w:rPr>
         <w:t xml:space="preserve">	</w:t>
       </w:r>
-      <w:hyperlink w:history="1" r:id="rIdomfcj5ynbmi_iap4vtzj8">
+      <w:hyperlink w:history="1" r:id="rIdqzqwo92mbkjebvu2uczkh">
         <w:r>
           <w:rPr>
             <w:sz w:val="18"/>
@@ -1713,7 +1713,7 @@
         </w:rPr>
         <w:t xml:space="preserve">	</w:t>
       </w:r>
-      <w:hyperlink w:history="1" r:id="rIdrfs18v5ocjokid0laohs0">
+      <w:hyperlink w:history="1" r:id="rIdqzo_fy7pugxuc0zh2qlsl">
         <w:r>
           <w:rPr>
             <w:sz w:val="18"/>
@@ -1950,7 +1950,7 @@
         </w:rPr>
         <w:t xml:space="preserve">	</w:t>
       </w:r>
-      <w:hyperlink w:history="1" r:id="rIde-p12n4ddx2st3t5wphey">
+      <w:hyperlink w:history="1" r:id="rIdxa6r_d0hzwneicrgjt61j">
         <w:r>
           <w:rPr>
             <w:sz w:val="18"/>
@@ -2094,7 +2094,7 @@
         </w:rPr>
         <w:t xml:space="preserve">	</w:t>
       </w:r>
-      <w:hyperlink w:history="1" r:id="rId793gix-c5x9apgzr4syte">
+      <w:hyperlink w:history="1" r:id="rId5g_nsww20jpp_bjc-uida">
         <w:r>
           <w:rPr>
             <w:sz w:val="18"/>
@@ -2299,7 +2299,7 @@
         </w:rPr>
         <w:t xml:space="preserve">	</w:t>
       </w:r>
-      <w:hyperlink w:history="1" r:id="rId2aqxvelwjubichi0a3klg">
+      <w:hyperlink w:history="1" r:id="rIdr8nd6cg1y_yv5wx5qdgfa">
         <w:r>
           <w:rPr>
             <w:sz w:val="18"/>
